--- a/courts/first-circuit/bankruptcy-appellate-panel/reply-brief/docx/reference.docx
+++ b/courts/first-circuit/bankruptcy-appellate-panel/reply-brief/docx/reference.docx
@@ -74,10 +74,15 @@
         <w:footnoteRef/>
       </w:r>
       <w:r>
-        <w:t xml:space="preserve"> </w:t>
+        <w:t>Footnote Text.</w:t>
       </w:r>
+    </w:p>
+    <w:p>
+      <w:pPr>
+        <w:pStyle w:val="FootnoteBlockText"/>
+      </w:pPr>
       <w:r>
-        <w:t xml:space="preserve">Footnote Text.</w:t>
+        <w:t>Footnote Block Text</w:t>
       </w:r>
     </w:p>
   </w:footnote>
@@ -200,7 +205,7 @@
   <w:docDefaults>
     <w:rPrDefault>
       <w:rPr>
-        <w:rFonts w:ascii="EB Garamond" w:hAnsi="EB Garamond" w:eastAsia="EB Garamond" w:cs="EB Garamond"/>
+        <w:rFonts w:ascii="Liberation Serif" w:hAnsi="Liberation Serif" w:eastAsia="Liberation Serif" w:cs="Liberation Serif"/>
         <w:sz w:val="28"/>
         <w:szCs w:val="28"/>
         <w:lang w:val="en-US" w:eastAsia="en-US" w:bidi="ar-SA"/>
@@ -220,7 +225,7 @@
       <w:spacing w:before="0" w:after="0" w:line="445" w:lineRule="exact"/>
     </w:pPr>
     <w:rPr>
-      <w:rFonts w:ascii="EB Garamond" w:hAnsi="EB Garamond" w:eastAsia="EB Garamond" w:cs="EB Garamond"/>
+      <w:rFonts w:ascii="Liberation Serif" w:hAnsi="Liberation Serif" w:eastAsia="Liberation Serif" w:cs="Liberation Serif"/>
       <w:color w:val="000000"/>
       <w:sz w:val="28"/>
       <w:szCs w:val="28"/>
@@ -671,7 +676,7 @@
     </a:clrScheme>
     <a:fontScheme name="Office">
       <a:majorFont>
-        <a:latin typeface="EB Garamond" panose="02110004020202020204"/>
+        <a:latin typeface="Liberation Serif" panose="02110004020202020204"/>
         <a:ea typeface=""/>
         <a:cs typeface=""/>
         <a:font script="Jpan" typeface="游ゴシック Light"/>
@@ -723,7 +728,7 @@
         <a:font script="Tfng" typeface="Ebrima"/>
       </a:majorFont>
       <a:minorFont>
-        <a:latin typeface="EB Garamond" panose="02110004020202020204"/>
+        <a:latin typeface="Liberation Serif" panose="02110004020202020204"/>
         <a:ea typeface=""/>
         <a:cs typeface=""/>
         <a:font script="Jpan" typeface="游明朝"/>

--- a/courts/first-circuit/bankruptcy-appellate-panel/reply-brief/docx/reference.docx
+++ b/courts/first-circuit/bankruptcy-appellate-panel/reply-brief/docx/reference.docx
@@ -1,17 +1,322 @@
 
 <file path=word/document.xml><?xml version="1.0" encoding="utf-8"?>
-<w:document xmlns:w="http://schemas.openxmlformats.org/wordprocessingml/2006/main" xmlns:r="http://schemas.openxmlformats.org/officeDocument/2006/relationships">
+<w:document xmlns:w="http://schemas.openxmlformats.org/wordprocessingml/2006/main" xmlns:m="http://schemas.openxmlformats.org/officeDocument/2006/math" xmlns:r="http://schemas.openxmlformats.org/officeDocument/2006/relationships" xmlns:o="urn:schemas-microsoft-com:office:office" xmlns:v="urn:schemas-microsoft-com:vml" xmlns:w10="urn:schemas-microsoft-com:office:word" xmlns:a="http://schemas.openxmlformats.org/drawingml/2006/main" xmlns:pic="http://schemas.openxmlformats.org/drawingml/2006/picture" xmlns:wp="http://schemas.openxmlformats.org/drawingml/2006/wordprocessingDrawing">
   <w:body>
     <w:p>
       <w:pPr>
+        <w:pStyle w:val="Title"/>
+      </w:pPr>
+      <w:r>
+        <w:t xml:space="preserve">Title</w:t>
+      </w:r>
+    </w:p>
+    <w:p>
+      <w:pPr>
+        <w:pStyle w:val="Subtitle"/>
+      </w:pPr>
+      <w:r>
+        <w:t xml:space="preserve">Subtitle</w:t>
+      </w:r>
+    </w:p>
+    <w:p>
+      <w:pPr>
+        <w:pStyle w:val="Author"/>
+      </w:pPr>
+      <w:r>
+        <w:t xml:space="preserve">Author</w:t>
+      </w:r>
+    </w:p>
+    <w:p>
+      <w:pPr>
+        <w:pStyle w:val="Date"/>
+      </w:pPr>
+      <w:r>
+        <w:t xml:space="preserve">Date</w:t>
+      </w:r>
+    </w:p>
+    <w:p>
+      <w:pPr>
+        <w:pStyle w:val="Abstract"/>
+      </w:pPr>
+      <w:r>
+        <w:t xml:space="preserve">Abstract</w:t>
+      </w:r>
+    </w:p>
+    <w:p>
+      <w:pPr>
+        <w:pStyle w:val="Heading1"/>
+      </w:pPr>
+      <w:bookmarkStart w:id="21" w:name="heading-1"/>
+      <w:r>
+        <w:t xml:space="preserve">Heading 1</w:t>
+      </w:r>
+      <w:bookmarkEnd w:id="21"/>
+    </w:p>
+    <w:p>
+      <w:pPr>
+        <w:pStyle w:val="Heading2"/>
+      </w:pPr>
+      <w:bookmarkStart w:id="22" w:name="heading-2"/>
+      <w:r>
+        <w:t xml:space="preserve">Heading 2</w:t>
+      </w:r>
+      <w:bookmarkEnd w:id="22"/>
+    </w:p>
+    <w:p>
+      <w:pPr>
+        <w:pStyle w:val="Heading3"/>
+      </w:pPr>
+      <w:bookmarkStart w:id="23" w:name="heading-3"/>
+      <w:r>
+        <w:t xml:space="preserve">Heading 3</w:t>
+      </w:r>
+      <w:bookmarkEnd w:id="23"/>
+    </w:p>
+    <w:p>
+      <w:pPr>
+        <w:pStyle w:val="Heading4"/>
+      </w:pPr>
+      <w:bookmarkStart w:id="24" w:name="heading-4"/>
+      <w:r>
+        <w:t xml:space="preserve">Heading 4</w:t>
+      </w:r>
+      <w:bookmarkEnd w:id="24"/>
+    </w:p>
+    <w:p>
+      <w:pPr>
+        <w:pStyle w:val="Heading5"/>
+      </w:pPr>
+      <w:bookmarkStart w:id="25" w:name="heading-5"/>
+      <w:r>
+        <w:t xml:space="preserve">Heading 5</w:t>
+      </w:r>
+      <w:bookmarkEnd w:id="25"/>
+    </w:p>
+    <w:p>
+      <w:pPr>
+        <w:pStyle w:val="Heading6"/>
+      </w:pPr>
+      <w:bookmarkStart w:id="26" w:name="heading-6"/>
+      <w:r>
+        <w:t xml:space="preserve">Heading 6</w:t>
+      </w:r>
+      <w:bookmarkEnd w:id="26"/>
+    </w:p>
+    <w:p>
+      <w:pPr>
+        <w:pStyle w:val="Heading7"/>
+      </w:pPr>
+      <w:bookmarkStart w:id="27" w:name="heading-7"/>
+      <w:r>
+        <w:t xml:space="preserve">Heading 7</w:t>
+      </w:r>
+      <w:bookmarkEnd w:id="27"/>
+    </w:p>
+    <w:p>
+      <w:pPr>
+        <w:pStyle w:val="Heading8"/>
+      </w:pPr>
+      <w:bookmarkStart w:id="28" w:name="heading-8"/>
+      <w:r>
+        <w:t xml:space="preserve">Heading 8</w:t>
+      </w:r>
+      <w:bookmarkEnd w:id="28"/>
+    </w:p>
+    <w:p>
+      <w:pPr>
+        <w:pStyle w:val="Heading9"/>
+      </w:pPr>
+      <w:bookmarkStart w:id="29" w:name="heading-9"/>
+      <w:r>
+        <w:t xml:space="preserve">Heading 9</w:t>
+      </w:r>
+      <w:bookmarkEnd w:id="29"/>
+    </w:p>
+    <w:p>
+      <w:pPr>
+        <w:pStyle w:val="FirstParagraph"/>
+      </w:pPr>
+      <w:r>
+        <w:t xml:space="preserve">First Paragraph.</w:t>
+      </w:r>
+    </w:p>
+    <w:p>
+      <w:pPr>
         <w:pStyle w:val="BodyText"/>
       </w:pPr>
+      <w:r>
+        <w:t xml:space="preserve">Body Text. Body Text Char.</w:t>
+      </w:r>
+      <w:r>
+        <w:t xml:space="preserve"> </w:t>
+      </w:r>
+      <w:r>
+        <w:rPr>
+          <w:rStyle w:val="VerbatimChar"/>
+        </w:rPr>
+        <w:t xml:space="preserve">Verbatim Char</w:t>
+      </w:r>
+      <w:r>
+        <w:t xml:space="preserve">.</w:t>
+      </w:r>
+      <w:r>
+        <w:t xml:space="preserve"> </w:t>
+      </w:r>
+      <w:hyperlink r:id="rId30">
+        <w:r>
+          <w:rPr>
+            <w:rStyle w:val="Hyperlink"/>
+          </w:rPr>
+          <w:t xml:space="preserve">Hyperlink</w:t>
+        </w:r>
+      </w:hyperlink>
+      <w:r>
+        <w:t xml:space="preserve">.</w:t>
+      </w:r>
+      <w:r>
+        <w:t xml:space="preserve"> </w:t>
+      </w:r>
+      <w:r>
+        <w:t xml:space="preserve">Footnote.</w:t>
+      </w:r>
+      <w:r>
+        <w:rPr>
+          <w:rStyle w:val="FootnoteReference"/>
+        </w:rPr>
+        <w:footnoteReference w:id="31"/>
+      </w:r>
+    </w:p>
+    <w:p>
+      <w:pPr>
+        <w:pStyle w:val="BlockText"/>
+      </w:pPr>
+      <w:r>
+        <w:t xml:space="preserve">Block Text.</w:t>
+      </w:r>
+    </w:p>
+    <w:p>
+      <w:pPr>
+        <w:pStyle w:val="TableCaption"/>
+      </w:pPr>
+      <w:r>
+        <w:t xml:space="preserve">Table caption.</w:t>
+      </w:r>
+    </w:p>
+    <w:tbl>
+      <w:tblPr>
+        <w:tblStyle w:val="Table"/>
+        <w:tblLook w:firstRow="1"/>
+        <w:tblCaption w:val="Table caption."/>
+      </w:tblPr>
+      <w:tblGrid/>
+      <w:tr>
+        <w:trPr>
+          <w:cnfStyle w:firstRow="1" w:val="100000000000"/>
+        </w:trPr>
+        <w:tc>
+          <w:tcPr>
+            <w:tcBorders>
+              <w:bottom w:val="single"/>
+            </w:tcBorders>
+            <w:vAlign w:val="bottom"/>
+          </w:tcPr>
+          <w:p>
+            <w:pPr>
+              <w:pStyle w:val="Compact"/>
+              <w:jc w:val="left"/>
+            </w:pPr>
+            <w:r>
+              <w:t xml:space="preserve">Table</w:t>
+            </w:r>
+          </w:p>
+        </w:tc>
+        <w:tc>
+          <w:tcPr>
+            <w:tcBorders>
+              <w:bottom w:val="single"/>
+            </w:tcBorders>
+            <w:vAlign w:val="bottom"/>
+          </w:tcPr>
+          <w:p>
+            <w:pPr>
+              <w:pStyle w:val="Compact"/>
+              <w:jc w:val="left"/>
+            </w:pPr>
+            <w:r>
+              <w:t xml:space="preserve">Table</w:t>
+            </w:r>
+          </w:p>
+        </w:tc>
+      </w:tr>
+      <w:tr>
+        <w:tc>
+          <w:p>
+            <w:pPr>
+              <w:pStyle w:val="Compact"/>
+              <w:jc w:val="left"/>
+            </w:pPr>
+            <w:r>
+              <w:t xml:space="preserve">1</w:t>
+            </w:r>
+          </w:p>
+        </w:tc>
+        <w:tc>
+          <w:p>
+            <w:pPr>
+              <w:pStyle w:val="Compact"/>
+              <w:jc w:val="left"/>
+            </w:pPr>
+            <w:r>
+              <w:t xml:space="preserve">2</w:t>
+            </w:r>
+          </w:p>
+        </w:tc>
+      </w:tr>
+    </w:tbl>
+    <w:p>
+      <w:pPr>
+        <w:pStyle w:val="ImageCaption"/>
+      </w:pPr>
+      <w:r>
+        <w:t xml:space="preserve">Image Caption</w:t>
+      </w:r>
+    </w:p>
+    <w:p>
+      <w:pPr>
+        <w:pStyle w:val="DefinitionTerm"/>
+      </w:pPr>
+      <w:r>
+        <w:t xml:space="preserve">DefinitionTerm</w:t>
+      </w:r>
+    </w:p>
+    <w:p>
+      <w:pPr>
+        <w:pStyle w:val="Definition"/>
+      </w:pPr>
+      <w:r>
+        <w:t xml:space="preserve">Definition</w:t>
+      </w:r>
+    </w:p>
+    <w:p>
+      <w:pPr>
+        <w:pStyle w:val="DefinitionTerm"/>
+      </w:pPr>
+      <w:r>
+        <w:t xml:space="preserve">DefinitionTerm</w:t>
+      </w:r>
+    </w:p>
+    <w:p>
+      <w:pPr>
+        <w:pStyle w:val="Definition"/>
+      </w:pPr>
+      <w:r>
+        <w:t xml:space="preserve">Definition</w:t>
+      </w:r>
     </w:p>
     <w:sectPr>
-      <w:footerReference w:type="default" r:id="rId100"/>
+      <w:footerReference w:type="default" r:id="rIdFooter1"/>
       <w:pgSz w:w="12240" w:h="15840"/>
-      <w:pgMar w:top="1440" w:right="1440" w:bottom="1440" w:left="1440" w:header="720" w:footer="720" w:gutter="0"/>
-      <w:pgNumType w:start="2"/>
+      <w:pgMar w:top="1440" w:right="1440" w:bottom="1440" w:left="1440" w:header="720" w:footer="432" w:gutter="0"/>
     </w:sectPr>
   </w:body>
 </w:document>
@@ -25,7 +330,7 @@
 <w:ftr xmlns:w="http://schemas.openxmlformats.org/wordprocessingml/2006/main" xmlns:r="http://schemas.openxmlformats.org/officeDocument/2006/relationships">
   <w:p>
     <w:pPr>
-      <w:pStyle w:val="Footer"/>
+      <w:jc w:val="center"/>
     </w:pPr>
     <w:r>
       <w:fldChar w:fldCharType="begin"/>
@@ -201,135 +506,230 @@
 </file>
 
 <file path=word/styles.xml><?xml version="1.0" encoding="utf-8"?>
-<w:styles xmlns:w="http://schemas.openxmlformats.org/wordprocessingml/2006/main">
+<w:styles xmlns:r="http://schemas.openxmlformats.org/officeDocument/2006/relationships" xmlns:w="http://schemas.openxmlformats.org/wordprocessingml/2006/main">
   <w:docDefaults>
     <w:rPrDefault>
       <w:rPr>
         <w:rFonts w:ascii="Liberation Serif" w:hAnsi="Liberation Serif" w:eastAsia="Liberation Serif" w:cs="Liberation Serif"/>
         <w:sz w:val="28"/>
         <w:szCs w:val="28"/>
-        <w:lang w:val="en-US" w:eastAsia="en-US" w:bidi="ar-SA"/>
+        <w:lang w:val="en-US" w:eastAsia="zh-CN" w:bidi="ar-SA"/>
       </w:rPr>
     </w:rPrDefault>
     <w:pPrDefault>
       <w:pPr>
-        <w:spacing w:before="0" w:after="0" w:line="240" w:lineRule="auto"/>
+        <w:widowControl/>
+        <w:spacing w:after="0"/>
       </w:pPr>
     </w:pPrDefault>
   </w:docDefaults>
+  <w:latentStyles w:defLockedState="0" w:defUIPriority="0" w:defSemiHidden="0" w:defUnhideWhenUsed="0" w:defQFormat="0" w:count="276"/>
   <w:style w:type="paragraph" w:default="1" w:styleId="Normal">
     <w:name w:val="Normal"/>
     <w:qFormat/>
-    <w:pPr>
-      <w:widowControl/>
-      <w:spacing w:before="0" w:after="0" w:line="445" w:lineRule="exact"/>
-    </w:pPr>
-    <w:rPr>
-      <w:rFonts w:ascii="Liberation Serif" w:hAnsi="Liberation Serif" w:eastAsia="Liberation Serif" w:cs="Liberation Serif"/>
-      <w:color w:val="000000"/>
+  </w:style>
+  <w:style w:type="paragraph" w:styleId="BodyText">
+    <w:name w:val="Body Text"/>
+    <w:basedOn w:val="Normal"/>
+    <w:link w:val="BodyTextChar"/>
+    <w:qFormat/>
+    <w:pPr>
+      <w:spacing w:before="0" w:after="0" w:line="628" w:lineRule="exact"/>
+      <w:ind w:firstLine="720"/>
+    </w:pPr>
+  </w:style>
+  <w:style w:type="paragraph" w:customStyle="1" w:styleId="FirstParagraph">
+    <w:name w:val="First Paragraph"/>
+    <w:basedOn w:val="BodyText"/>
+    <w:next w:val="BodyText"/>
+    <w:qFormat/>
+  </w:style>
+  <w:style w:type="paragraph" w:customStyle="1" w:styleId="Compact">
+    <w:name w:val="Compact"/>
+    <w:basedOn w:val="BodyText"/>
+    <w:qFormat/>
+    <w:pPr>
+      <w:spacing w:before="36" w:after="36"/>
+    </w:pPr>
+  </w:style>
+  <w:style w:type="paragraph" w:styleId="Title">
+    <w:name w:val="Title"/>
+    <w:basedOn w:val="Normal"/>
+    <w:next w:val="BodyText"/>
+    <w:link w:val="TitleChar"/>
+    <w:uiPriority w:val="10"/>
+    <w:qFormat/>
+    <w:rsid w:val="00A10FD9"/>
+    <w:pPr>
+      <w:spacing w:after="80" w:line="240" w:lineRule="auto"/>
+      <w:contextualSpacing/>
+      <w:jc w:val="center"/>
+    </w:pPr>
+    <w:rPr>
+      <w:rFonts w:asciiTheme="majorHAnsi" w:eastAsiaTheme="majorEastAsia" w:hAnsiTheme="majorHAnsi" w:cstheme="majorBidi"/>
+      <w:sz w:val="56"/>
+      <w:szCs w:val="56"/>
+    </w:rPr>
+  </w:style>
+  <w:style w:type="character" w:customStyle="1" w:styleId="TitleChar">
+    <w:name w:val="Title Char"/>
+    <w:basedOn w:val="DefaultParagraphFont"/>
+    <w:link w:val="Title"/>
+    <w:uiPriority w:val="10"/>
+    <w:rsid w:val="00A10FD9"/>
+    <w:rPr>
+      <w:rFonts w:asciiTheme="majorHAnsi" w:eastAsiaTheme="majorEastAsia" w:hAnsiTheme="majorHAnsi" w:cstheme="majorBidi"/>
+      <w:sz w:val="56"/>
+      <w:szCs w:val="56"/>
+    </w:rPr>
+  </w:style>
+  <w:style w:type="paragraph" w:styleId="Subtitle">
+    <w:name w:val="Subtitle"/>
+    <w:basedOn w:val="Title"/>
+    <w:next w:val="BodyText"/>
+    <w:link w:val="SubtitleChar"/>
+    <w:uiPriority w:val="11"/>
+    <w:qFormat/>
+    <w:rsid w:val="00A10FD9"/>
+    <w:pPr>
+      <w:numPr>
+        <w:ilvl w:val="1"/>
+      </w:numPr>
+    </w:pPr>
+    <w:rPr>
+      <w:rFonts w:eastAsiaTheme="majorEastAsia" w:cstheme="majorBidi"/>
+      <w:spacing w:val="15"/>
       <w:sz w:val="28"/>
       <w:szCs w:val="28"/>
     </w:rPr>
   </w:style>
-  <w:style w:type="character" w:default="1" w:styleId="DefaultParagraphFont">
-    <w:name w:val="Default Paragraph Font"/>
-    <w:uiPriority w:val="1"/>
-    <w:semiHidden/>
-    <w:unhideWhenUsed/>
-  </w:style>
-  <w:style w:type="paragraph" w:styleId="BodyText">
-    <w:name w:val="Body Text"/>
-    <w:basedOn w:val="Normal"/>
-    <w:qFormat/>
-    <w:pPr>
-      <w:ind w:firstLine="720"/>
-      <w:jc w:val="left"/>
-    </w:pPr>
-  </w:style>
-  <w:style w:type="paragraph" w:styleId="FirstParagraph">
-    <w:name w:val="First Paragraph"/>
-    <w:basedOn w:val="BodyText"/>
-    <w:next w:val="BodyText"/>
-    <w:qFormat/>
-    <w:pPr>
-      <w:ind w:firstLine="0"/>
-    </w:pPr>
-  </w:style>
-  <w:style w:type="paragraph" w:styleId="Compact">
-    <w:name w:val="Compact"/>
-    <w:basedOn w:val="BodyText"/>
-    <w:qFormat/>
-    <w:pPr>
-      <w:ind w:firstLine="0"/>
-    </w:pPr>
-  </w:style>
-  <w:style w:type="paragraph" w:styleId="BlockText">
-    <w:name w:val="Block Text"/>
-    <w:basedOn w:val="Normal"/>
-    <w:next w:val="BodyText"/>
-    <w:qFormat/>
-    <w:pPr>
-      <w:spacing w:before="0" w:after="0" w:line="300" w:lineRule="exact"/>
-      <w:ind w:left="720" w:right="720" w:firstLine="0"/>
-    </w:pPr>
+  <w:style w:type="character" w:customStyle="1" w:styleId="SubtitleChar">
+    <w:name w:val="Subtitle Char"/>
+    <w:basedOn w:val="DefaultParagraphFont"/>
+    <w:link w:val="Subtitle"/>
+    <w:uiPriority w:val="11"/>
+    <w:rsid w:val="00A10FD9"/>
+    <w:rPr>
+      <w:rFonts w:eastAsiaTheme="majorEastAsia" w:cstheme="majorBidi"/>
+      <w:color w:val="595959" w:themeColor="text1" w:themeTint="A6"/>
+      <w:spacing w:val="15"/>
+      <w:sz w:val="28"/>
+      <w:szCs w:val="28"/>
+    </w:rPr>
+  </w:style>
+  <w:style w:type="paragraph" w:customStyle="1" w:styleId="Author">
+    <w:name w:val="Author"/>
+    <w:basedOn w:val="Title"/>
+    <w:next w:val="BodyText"/>
+    <w:qFormat/>
+    <w:pPr>
+      <w:keepNext/>
+      <w:keepLines/>
+    </w:pPr>
+    <w:rPr>
+      <w:sz w:val="24"/>
+      <w:szCs w:val="24"/>
+    </w:rPr>
+  </w:style>
+  <w:style w:type="paragraph" w:styleId="Date">
+    <w:name w:val="Date"/>
+    <w:basedOn w:val="Title"/>
+    <w:next w:val="BodyText"/>
+    <w:qFormat/>
+    <w:pPr>
+      <w:keepNext/>
+      <w:keepLines/>
+    </w:pPr>
+    <w:rPr>
+      <w:sz w:val="24"/>
+      <w:szCs w:val="24"/>
+    </w:rPr>
+  </w:style>
+  <w:style w:type="paragraph" w:customStyle="1" w:styleId="AbstractTitle">
+    <w:name w:val="Abstract Title"/>
+    <w:basedOn w:val="Normal"/>
+    <w:next w:val="Abstract"/>
+    <w:qFormat/>
+    <w:pPr>
+      <w:keepNext/>
+      <w:keepLines/>
+      <w:spacing w:before="300" w:after="0"/>
+      <w:jc w:val="center"/>
+    </w:pPr>
+    <w:rPr>
+      <w:b/>
+      <w:sz w:val="20"/>
+      <w:szCs w:val="20"/>
+    </w:rPr>
+  </w:style>
+  <w:style w:type="paragraph" w:customStyle="1" w:styleId="Abstract">
+    <w:name w:val="Abstract"/>
+    <w:basedOn w:val="Normal"/>
+    <w:next w:val="BodyText"/>
+    <w:qFormat/>
+    <w:pPr>
+      <w:keepNext/>
+      <w:keepLines/>
+      <w:spacing w:before="100" w:after="300"/>
+    </w:pPr>
+    <w:rPr>
+      <w:sz w:val="20"/>
+      <w:szCs w:val="20"/>
+    </w:rPr>
+  </w:style>
+  <w:style w:type="paragraph" w:styleId="Bibliography">
+    <w:name w:val="Bibliography"/>
+    <w:basedOn w:val="Normal"/>
+    <w:next w:val="Bibliography"/>
+    <w:qFormat/>
+    <w:pPr/>
+    <w:rPr/>
   </w:style>
   <w:style w:type="paragraph" w:styleId="Heading1">
     <w:name w:val="heading 1"/>
     <w:basedOn w:val="Normal"/>
-    <w:next w:val="FirstParagraph"/>
-    <w:qFormat/>
+    <w:next w:val="BodyText"/>
+    <w:link w:val="Heading1Char"/>
+    <w:uiPriority w:val="9"/>
+    <w:qFormat/>
+    <w:rsid w:val="00A10FD9"/>
     <w:pPr>
       <w:keepNext/>
       <w:keepLines/>
-      <w:spacing w:before="170" w:after="240" w:line="445" w:lineRule="exact"/>
+      <w:spacing w:before="240" w:after="120" w:line="400" w:lineRule="exact"/>
       <w:ind w:firstLine="0"/>
       <w:jc w:val="center"/>
       <w:outlineLvl w:val="0"/>
     </w:pPr>
     <w:rPr>
+      <w:rFonts w:ascii="Liberation Serif" w:hAnsi="Liberation Serif" w:eastAsia="Liberation Serif" w:cs="Liberation Serif"/>
       <w:b/>
       <w:bCs/>
       <w:caps/>
       <w:color w:val="000000"/>
-      <w:sz w:val="39"/>
-      <w:szCs w:val=" 39"/>
+      <w:sz w:val="28"/>
+      <w:szCs w:val="28"/>
     </w:rPr>
   </w:style>
   <w:style w:type="paragraph" w:styleId="Heading2">
     <w:name w:val="heading 2"/>
     <w:basedOn w:val="Normal"/>
-    <w:next w:val="FirstParagraph"/>
-    <w:qFormat/>
+    <w:next w:val="BodyText"/>
+    <w:link w:val="Heading2Char"/>
+    <w:uiPriority w:val="9"/>
+    <w:semiHidden/>
+    <w:unhideWhenUsed/>
+    <w:qFormat/>
+    <w:rsid w:val="00A10FD9"/>
     <w:pPr>
       <w:keepNext/>
       <w:keepLines/>
-      <w:spacing w:before="170" w:after="240" w:line="445" w:lineRule="exact"/>
+      <w:spacing w:before="240" w:after="120" w:line="400" w:lineRule="exact"/>
       <w:ind w:firstLine="0"/>
-      <w:jc w:val="center"/>
       <w:outlineLvl w:val="1"/>
     </w:pPr>
     <w:rPr>
-      <w:b/>
-      <w:bCs/>
-      <w:color w:val="000000"/>
-      <w:sz w:val="34"/>
-      <w:szCs w:val=" 34"/>
-    </w:rPr>
-  </w:style>
-  <w:style w:type="paragraph" w:styleId="Heading3">
-    <w:name w:val="heading 3"/>
-    <w:basedOn w:val="Normal"/>
-    <w:next w:val="FirstParagraph"/>
-    <w:qFormat/>
-    <w:pPr>
-      <w:keepNext/>
-      <w:keepLines/>
-      <w:spacing w:before="170" w:after="200" w:line="445" w:lineRule="exact"/>
-      <w:ind w:left="0" w:firstLine="0"/>
-      <w:jc w:val="left"/>
-      <w:outlineLvl w:val="2"/>
-    </w:pPr>
-    <w:rPr>
+      <w:rFonts w:ascii="Liberation Serif" w:hAnsi="Liberation Serif" w:eastAsia="Liberation Serif" w:cs="Liberation Serif"/>
       <w:b/>
       <w:bCs/>
       <w:color w:val="000000"/>
@@ -337,20 +737,25 @@
       <w:szCs w:val="28"/>
     </w:rPr>
   </w:style>
-  <w:style w:type="paragraph" w:styleId="Heading4">
-    <w:name w:val="heading 4"/>
-    <w:basedOn w:val="Normal"/>
-    <w:next w:val="FirstParagraph"/>
-    <w:qFormat/>
+  <w:style w:type="paragraph" w:styleId="Heading3">
+    <w:name w:val="heading 3"/>
+    <w:basedOn w:val="Normal"/>
+    <w:next w:val="BodyText"/>
+    <w:link w:val="Heading3Char"/>
+    <w:uiPriority w:val="9"/>
+    <w:semiHidden/>
+    <w:unhideWhenUsed/>
+    <w:qFormat/>
+    <w:rsid w:val="00A10FD9"/>
     <w:pPr>
       <w:keepNext/>
       <w:keepLines/>
-      <w:spacing w:before="160" w:after="120" w:line="445" w:lineRule="exact"/>
-      <w:ind w:left="0" w:firstLine="0"/>
-      <w:jc w:val="left"/>
-      <w:outlineLvl w:val="3"/>
-    </w:pPr>
-    <w:rPr>
+      <w:spacing w:before="240" w:after="120" w:line="400" w:lineRule="exact"/>
+      <w:ind w:firstLine="0"/>
+      <w:outlineLvl w:val="2"/>
+    </w:pPr>
+    <w:rPr>
+      <w:rFonts w:ascii="Liberation Serif" w:hAnsi="Liberation Serif" w:eastAsia="Liberation Serif" w:cs="Liberation Serif"/>
       <w:b/>
       <w:bCs/>
       <w:color w:val="000000"/>
@@ -358,254 +763,325 @@
       <w:szCs w:val="28"/>
     </w:rPr>
   </w:style>
-  <w:style w:type="paragraph" w:styleId="Heading5">
-    <w:name w:val="heading 5"/>
-    <w:basedOn w:val="Normal"/>
-    <w:next w:val="FirstParagraph"/>
-    <w:qFormat/>
+  <w:style w:type="paragraph" w:styleId="Heading4">
+    <w:name w:val="heading 4"/>
+    <w:basedOn w:val="Normal"/>
+    <w:next w:val="BodyText"/>
+    <w:link w:val="Heading4Char"/>
+    <w:uiPriority w:val="9"/>
+    <w:semiHidden/>
+    <w:unhideWhenUsed/>
+    <w:qFormat/>
+    <w:rsid w:val="00A10FD9"/>
     <w:pPr>
       <w:keepNext/>
       <w:keepLines/>
-      <w:spacing w:before="160" w:after="120" w:line="445" w:lineRule="exact"/>
-      <w:ind w:left="0" w:firstLine="0"/>
-      <w:jc w:val="left"/>
-      <w:outlineLvl w:val="4"/>
-    </w:pPr>
-    <w:rPr>
+      <w:spacing w:before="240" w:after="120" w:line="400" w:lineRule="exact"/>
+      <w:ind w:firstLine="0"/>
+      <w:outlineLvl w:val="3"/>
+    </w:pPr>
+    <w:rPr>
+      <w:rFonts w:ascii="Liberation Serif" w:hAnsi="Liberation Serif" w:eastAsia="Liberation Serif" w:cs="Liberation Serif"/>
+      <w:b/>
+      <w:bCs/>
       <w:i/>
-      <w:iCs/>
       <w:color w:val="000000"/>
       <w:sz w:val="28"/>
       <w:szCs w:val="28"/>
     </w:rPr>
   </w:style>
-  <w:style w:type="paragraph" w:styleId="FootnoteText">
-    <w:name w:val="footnote text"/>
-    <w:basedOn w:val="Normal"/>
-    <w:uiPriority w:val="99"/>
+  <w:style w:type="paragraph" w:styleId="Heading5">
+    <w:name w:val="heading 5"/>
+    <w:basedOn w:val="Normal"/>
+    <w:next w:val="BodyText"/>
+    <w:link w:val="Heading5Char"/>
+    <w:uiPriority w:val="9"/>
+    <w:semiHidden/>
     <w:unhideWhenUsed/>
-    <w:pPr>
-      <w:spacing w:before="0" w:after="0" w:line="445" w:lineRule="exact"/>
+    <w:qFormat/>
+    <w:rsid w:val="00A10FD9"/>
+    <w:pPr>
+      <w:keepNext/>
+      <w:keepLines/>
+      <w:spacing w:before="240" w:after="120" w:line="400" w:lineRule="exact"/>
       <w:ind w:firstLine="0"/>
-    </w:pPr>
-    <w:rPr>
+      <w:outlineLvl w:val="4"/>
+    </w:pPr>
+    <w:rPr>
+      <w:rFonts w:ascii="Liberation Serif" w:hAnsi="Liberation Serif" w:eastAsia="Liberation Serif" w:cs="Liberation Serif"/>
+      <w:b/>
+      <w:bCs/>
+      <w:i/>
+      <w:color w:val="000000"/>
       <w:sz w:val="28"/>
       <w:szCs w:val="28"/>
     </w:rPr>
   </w:style>
-  <w:style w:type="character" w:styleId="FootnoteReference">
-    <w:name w:val="footnote reference"/>
-    <w:uiPriority w:val="99"/>
+  <w:style w:type="paragraph" w:styleId="Heading6">
+    <w:name w:val="heading 6"/>
+    <w:basedOn w:val="Normal"/>
+    <w:next w:val="BodyText"/>
+    <w:link w:val="Heading6Char"/>
+    <w:uiPriority w:val="9"/>
+    <w:semiHidden/>
     <w:unhideWhenUsed/>
-    <w:rPr>
-      <w:vertAlign w:val="superscript"/>
-    </w:rPr>
-  </w:style>
-  <w:style w:type="character" w:styleId="Hyperlink">
-    <w:name w:val="Hyperlink"/>
-    <w:uiPriority w:val="99"/>
-    <w:unhideWhenUsed/>
-    <w:rPr>
-      <w:color w:val="000000"/>
-    </w:rPr>
-  </w:style>
-  <w:style w:type="character" w:styleId="VerbatimChar">
-    <w:name w:val="Verbatim Char"/>
-    <w:rPr>
-      <w:rFonts w:ascii="Liberation Mono" w:hAnsi="Liberation Mono" w:cs="Liberation Mono"/>
-    </w:rPr>
-  </w:style>
-  <w:style w:type="paragraph" w:styleId="Footer">
-    <w:name w:val="footer"/>
-    <w:basedOn w:val="Normal"/>
-    <w:uiPriority w:val="99"/>
-    <w:unhideWhenUsed/>
-    <w:pPr>
-      <w:tabs>
-        <w:tab w:val="center" w:pos="4680"/>
-        <w:tab w:val="right" w:pos="9360"/>
-      </w:tabs>
-      <w:spacing w:before="0" w:after="0" w:line="240" w:lineRule="auto"/>
-      <w:ind w:firstLine="0"/>
-      <w:jc w:val="center"/>
-    </w:pPr>
-  </w:style>
-  <w:style w:type="paragraph" w:customStyle="1" w:styleId="Centered">
-    <w:name w:val="Centered"/>
-    <w:basedOn w:val="Normal"/>
-    <w:qFormat/>
-    <w:pPr>
-      <w:ind w:firstLine="0"/>
-      <w:jc w:val="center"/>
-    </w:pPr>
-  </w:style>
-  <w:style w:type="paragraph" w:customStyle="1" w:styleId="CoverLeft">
-    <w:name w:val="CoverLeft"/>
-    <w:basedOn w:val="Normal"/>
-    <w:qFormat/>
-    <w:pPr>
-      <w:ind w:firstLine="0"/>
-      <w:jc w:val="left"/>
-    </w:pPr>
-  </w:style>
-  <w:style w:type="paragraph" w:customStyle="1" w:styleId="Gap">
-    <w:name w:val="Gap"/>
-    <w:basedOn w:val="Normal"/>
-    <w:qFormat/>
-    <w:pPr>
-      <w:ind w:firstLine="0"/>
-    </w:pPr>
-  </w:style>
-  <w:style w:type="paragraph" w:customStyle="1" w:styleId="Single">
-    <w:name w:val="Single"/>
-    <w:basedOn w:val="Normal"/>
-    <w:qFormat/>
-    <w:pPr>
-      <w:ind w:firstLine="0"/>
-    </w:pPr>
-  </w:style>
-  <w:style w:type="paragraph" w:customStyle="1" w:styleId="FrontTitle">
-    <w:name w:val="FrontTitle"/>
-    <w:basedOn w:val="Normal"/>
-    <w:next w:val="BodyText"/>
-    <w:qFormat/>
+    <w:qFormat/>
+    <w:rsid w:val="00A10FD9"/>
     <w:pPr>
       <w:keepNext/>
       <w:keepLines/>
-      <w:spacing w:before="0" w:after="336" w:line="445" w:lineRule="exact"/>
-      <w:ind w:firstLine="0"/>
-      <w:jc w:val="center"/>
-    </w:pPr>
-    <w:rPr>
-      <w:b/>
-      <w:bCs/>
-      <w:caps/>
-    </w:rPr>
-  </w:style>
-  <w:style w:type="paragraph" w:customStyle="1" w:styleId="Signature">
-    <w:name w:val="Signature"/>
-    <w:basedOn w:val="Normal"/>
-    <w:qFormat/>
+      <w:spacing w:before="40" w:after="0"/>
+      <w:outlineLvl w:val="5"/>
+    </w:pPr>
+    <w:rPr>
+      <w:rFonts w:eastAsiaTheme="majorEastAsia" w:cstheme="majorBidi"/>
+      <w:i/>
+      <w:iCs/>
+      <w:color w:val="595959" w:themeColor="text1" w:themeTint="A6"/>
+    </w:rPr>
+  </w:style>
+  <w:style w:type="paragraph" w:styleId="Heading7">
+    <w:name w:val="heading 7"/>
+    <w:basedOn w:val="Normal"/>
+    <w:next w:val="BodyText"/>
+    <w:link w:val="Heading7Char"/>
+    <w:uiPriority w:val="9"/>
+    <w:semiHidden/>
+    <w:unhideWhenUsed/>
+    <w:qFormat/>
+    <w:rsid w:val="00A10FD9"/>
     <w:pPr>
       <w:keepNext/>
       <w:keepLines/>
-      <w:ind w:firstLine="0"/>
-      <w:jc w:val="left"/>
-    </w:pPr>
-  </w:style>
-  <w:style w:type="paragraph" w:customStyle="1" w:styleId="BodyIndent">
-    <w:name w:val="BodyIndent"/>
+      <w:spacing w:before="40" w:after="0"/>
+      <w:outlineLvl w:val="6"/>
+    </w:pPr>
+    <w:rPr>
+      <w:rFonts w:eastAsiaTheme="majorEastAsia" w:cstheme="majorBidi"/>
+      <w:color w:val="595959" w:themeColor="text1" w:themeTint="A6"/>
+    </w:rPr>
+  </w:style>
+  <w:style w:type="paragraph" w:styleId="Heading8">
+    <w:name w:val="heading 8"/>
+    <w:basedOn w:val="Normal"/>
+    <w:next w:val="BodyText"/>
+    <w:link w:val="Heading8Char"/>
+    <w:uiPriority w:val="9"/>
+    <w:semiHidden/>
+    <w:unhideWhenUsed/>
+    <w:qFormat/>
+    <w:rsid w:val="00A10FD9"/>
+    <w:pPr>
+      <w:keepNext/>
+      <w:keepLines/>
+      <w:spacing w:after="0"/>
+      <w:outlineLvl w:val="7"/>
+    </w:pPr>
+    <w:rPr>
+      <w:rFonts w:eastAsiaTheme="majorEastAsia" w:cstheme="majorBidi"/>
+      <w:i/>
+      <w:iCs/>
+      <w:color w:val="272727" w:themeColor="text1" w:themeTint="D8"/>
+    </w:rPr>
+  </w:style>
+  <w:style w:type="paragraph" w:styleId="Heading9">
+    <w:name w:val="heading 9"/>
+    <w:basedOn w:val="Normal"/>
+    <w:next w:val="BodyText"/>
+    <w:link w:val="Heading9Char"/>
+    <w:uiPriority w:val="9"/>
+    <w:semiHidden/>
+    <w:unhideWhenUsed/>
+    <w:qFormat/>
+    <w:rsid w:val="00A10FD9"/>
+    <w:pPr>
+      <w:keepNext/>
+      <w:keepLines/>
+      <w:spacing w:after="0"/>
+      <w:outlineLvl w:val="8"/>
+    </w:pPr>
+    <w:rPr>
+      <w:rFonts w:eastAsiaTheme="majorEastAsia" w:cstheme="majorBidi"/>
+      <w:color w:val="272727" w:themeColor="text1" w:themeTint="D8"/>
+    </w:rPr>
+  </w:style>
+  <w:style w:type="character" w:customStyle="1" w:styleId="Heading1Char">
+    <w:name w:val="Heading 1 Char"/>
+    <w:basedOn w:val="DefaultParagraphFont"/>
+    <w:link w:val="Heading1"/>
+    <w:uiPriority w:val="9"/>
+    <w:rsid w:val="00A10FD9"/>
+    <w:rPr>
+      <w:rFonts w:asciiTheme="majorHAnsi" w:eastAsiaTheme="majorEastAsia" w:hAnsiTheme="majorHAnsi" w:cstheme="majorBidi"/>
+      <w:color w:val="0F4761" w:themeColor="accent1" w:themeShade="BF"/>
+      <w:sz w:val="40"/>
+      <w:szCs w:val="40"/>
+    </w:rPr>
+  </w:style>
+  <w:style w:type="character" w:customStyle="1" w:styleId="Heading2Char">
+    <w:name w:val="Heading 2 Char"/>
+    <w:basedOn w:val="DefaultParagraphFont"/>
+    <w:link w:val="Heading2"/>
+    <w:uiPriority w:val="9"/>
+    <w:semiHidden/>
+    <w:rsid w:val="00A10FD9"/>
+    <w:rPr>
+      <w:rFonts w:asciiTheme="majorHAnsi" w:eastAsiaTheme="majorEastAsia" w:hAnsiTheme="majorHAnsi" w:cstheme="majorBidi"/>
+      <w:color w:val="0F4761" w:themeColor="accent1" w:themeShade="BF"/>
+      <w:sz w:val="32"/>
+      <w:szCs w:val="32"/>
+    </w:rPr>
+  </w:style>
+  <w:style w:type="character" w:customStyle="1" w:styleId="Heading3Char">
+    <w:name w:val="Heading 3 Char"/>
+    <w:basedOn w:val="DefaultParagraphFont"/>
+    <w:link w:val="Heading3"/>
+    <w:uiPriority w:val="9"/>
+    <w:semiHidden/>
+    <w:rsid w:val="00A10FD9"/>
+    <w:rPr>
+      <w:rFonts w:eastAsiaTheme="majorEastAsia" w:cstheme="majorBidi"/>
+      <w:color w:val="0F4761" w:themeColor="accent1" w:themeShade="BF"/>
+      <w:sz w:val="28"/>
+      <w:szCs w:val="28"/>
+    </w:rPr>
+  </w:style>
+  <w:style w:type="character" w:customStyle="1" w:styleId="Heading4Char">
+    <w:name w:val="Heading 4 Char"/>
+    <w:basedOn w:val="DefaultParagraphFont"/>
+    <w:link w:val="Heading4"/>
+    <w:uiPriority w:val="9"/>
+    <w:semiHidden/>
+    <w:rsid w:val="00A10FD9"/>
+    <w:rPr>
+      <w:rFonts w:eastAsiaTheme="majorEastAsia" w:cstheme="majorBidi"/>
+      <w:i/>
+      <w:iCs/>
+      <w:color w:val="0F4761" w:themeColor="accent1" w:themeShade="BF"/>
+    </w:rPr>
+  </w:style>
+  <w:style w:type="character" w:customStyle="1" w:styleId="Heading5Char">
+    <w:name w:val="Heading 5 Char"/>
+    <w:basedOn w:val="DefaultParagraphFont"/>
+    <w:link w:val="Heading5"/>
+    <w:uiPriority w:val="9"/>
+    <w:semiHidden/>
+    <w:rsid w:val="00A10FD9"/>
+    <w:rPr>
+      <w:rFonts w:eastAsiaTheme="majorEastAsia" w:cstheme="majorBidi"/>
+      <w:color w:val="0F4761" w:themeColor="accent1" w:themeShade="BF"/>
+    </w:rPr>
+  </w:style>
+  <w:style w:type="character" w:customStyle="1" w:styleId="Heading6Char">
+    <w:name w:val="Heading 6 Char"/>
+    <w:basedOn w:val="DefaultParagraphFont"/>
+    <w:link w:val="Heading6"/>
+    <w:uiPriority w:val="9"/>
+    <w:semiHidden/>
+    <w:rsid w:val="00A10FD9"/>
+    <w:rPr>
+      <w:rFonts w:eastAsiaTheme="majorEastAsia" w:cstheme="majorBidi"/>
+      <w:i/>
+      <w:iCs/>
+      <w:color w:val="595959" w:themeColor="text1" w:themeTint="A6"/>
+    </w:rPr>
+  </w:style>
+  <w:style w:type="character" w:customStyle="1" w:styleId="Heading7Char">
+    <w:name w:val="Heading 7 Char"/>
+    <w:basedOn w:val="DefaultParagraphFont"/>
+    <w:link w:val="Heading7"/>
+    <w:uiPriority w:val="9"/>
+    <w:semiHidden/>
+    <w:rsid w:val="00A10FD9"/>
+    <w:rPr>
+      <w:rFonts w:eastAsiaTheme="majorEastAsia" w:cstheme="majorBidi"/>
+      <w:color w:val="595959" w:themeColor="text1" w:themeTint="A6"/>
+    </w:rPr>
+  </w:style>
+  <w:style w:type="character" w:customStyle="1" w:styleId="Heading8Char">
+    <w:name w:val="Heading 8 Char"/>
+    <w:basedOn w:val="DefaultParagraphFont"/>
+    <w:link w:val="Heading8"/>
+    <w:uiPriority w:val="9"/>
+    <w:semiHidden/>
+    <w:rsid w:val="00A10FD9"/>
+    <w:rPr>
+      <w:rFonts w:eastAsiaTheme="majorEastAsia" w:cstheme="majorBidi"/>
+      <w:i/>
+      <w:iCs/>
+      <w:color w:val="272727" w:themeColor="text1" w:themeTint="D8"/>
+    </w:rPr>
+  </w:style>
+  <w:style w:type="character" w:customStyle="1" w:styleId="Heading9Char">
+    <w:name w:val="Heading 9 Char"/>
+    <w:basedOn w:val="DefaultParagraphFont"/>
+    <w:link w:val="Heading9"/>
+    <w:uiPriority w:val="9"/>
+    <w:semiHidden/>
+    <w:rsid w:val="00A10FD9"/>
+    <w:rPr>
+      <w:rFonts w:eastAsiaTheme="majorEastAsia" w:cstheme="majorBidi"/>
+      <w:color w:val="272727" w:themeColor="text1" w:themeTint="D8"/>
+    </w:rPr>
+  </w:style>
+  <w:style w:type="paragraph" w:customStyle="1" w:styleId="ListItem">
+    <w:name w:val="List Item"/>
     <w:basedOn w:val="BodyText"/>
     <w:qFormat/>
     <w:pPr>
-      <w:ind w:firstLine="720"/>
-    </w:pPr>
-  </w:style>
-  <w:style w:type="paragraph" w:customStyle="1" w:styleId="SignatureEnd">
-    <w:name w:val="SignatureEnd"/>
-    <w:basedOn w:val="Signature"/>
-    <w:qFormat/>
-    <w:pPr>
-      <w:keepNext w:val="0"/>
-    </w:pPr>
-  </w:style>
-  <w:style w:type="paragraph" w:customStyle="1" w:styleId="FrontFirst">
-    <w:name w:val="FrontFirst"/>
+      <w:spacing w:before="0" w:after="0" w:line="628" w:lineRule="exact"/>
+      <w:ind w:left="720" w:hanging="720"/>
+    </w:pPr>
+  </w:style>
+  <w:style w:type="paragraph" w:styleId="BlockText">
+    <w:name w:val="Block Text"/>
     <w:basedOn w:val="BodyText"/>
-    <w:qFormat/>
-    <w:pPr>
-      <w:ind w:firstLine="0"/>
-    </w:pPr>
-  </w:style>
-  <w:style w:type="paragraph" w:customStyle="1" w:styleId="CaseIndent">
-    <w:name w:val="CaseIndent"/>
-    <w:basedOn w:val="Single"/>
-    <w:qFormat/>
-    <w:pPr>
-      <w:ind w:left="720" w:firstLine="0"/>
-    </w:pPr>
-  </w:style>
-  <w:style w:type="paragraph" w:customStyle="1" w:styleId="TOAHead">
-    <w:name w:val="TOAHead"/>
-    <w:basedOn w:val="Normal"/>
-    <w:next w:val="TOAEntry"/>
-    <w:qFormat/>
-    <w:pPr>
-      <w:keepNext/>
-      <w:spacing w:before="200" w:after="0" w:line="445" w:lineRule="exact"/>
-      <w:ind w:firstLine="0"/>
-    </w:pPr>
-    <w:rPr>
-      <w:b/>
-      <w:bCs/>
-    </w:rPr>
-  </w:style>
-  <w:style w:type="paragraph" w:customStyle="1" w:styleId="TOAEntry">
-    <w:name w:val="TOAEntry"/>
-    <w:basedOn w:val="Normal"/>
-    <w:qFormat/>
-    <w:pPr>
-      <w:spacing w:before="0" w:after="0" w:line="445" w:lineRule="exact"/>
-      <w:ind w:left="720" w:hanging="720" w:firstLine="0"/>
-    </w:pPr>
-  </w:style>
-  <w:style w:type="paragraph" w:styleId="TOC1">
-    <w:name w:val="toc 1"/>
-    <w:basedOn w:val="Normal"/>
-    <w:next w:val="Normal"/>
-    <w:uiPriority w:val="39"/>
+    <w:next w:val="BodyText"/>
+    <w:uiPriority w:val="9"/>
     <w:unhideWhenUsed/>
-    <w:pPr>
-      <w:spacing w:before="0" w:after="0" w:line="445" w:lineRule="exact"/>
-      <w:ind w:left="0" w:firstLine="0"/>
-    </w:pPr>
-  </w:style>
-  <w:style w:type="paragraph" w:styleId="TOC2">
-    <w:name w:val="toc 2"/>
-    <w:basedOn w:val="Normal"/>
-    <w:next w:val="Normal"/>
-    <w:uiPriority w:val="39"/>
+    <w:qFormat/>
+    <w:pPr>
+      <w:spacing w:before="280" w:after="280" w:line="400" w:lineRule="exact"/>
+      <w:ind w:firstLine="0" w:left="720" w:right="720"/>
+    </w:pPr>
+  </w:style>
+  <w:style w:type="paragraph" w:styleId="FootnoteText">
+    <w:name w:val="Footnote Text"/>
+    <w:basedOn w:val="Normal"/>
+    <w:next w:val="FootnoteText"/>
+    <w:uiPriority w:val="9"/>
     <w:unhideWhenUsed/>
-    <w:pPr>
-      <w:spacing w:before="0" w:after="0" w:line="445" w:lineRule="exact"/>
-      <w:ind w:left="720" w:firstLine="0"/>
-    </w:pPr>
-  </w:style>
-  <w:style w:type="paragraph" w:styleId="TOC3">
-    <w:name w:val="toc 3"/>
-    <w:basedOn w:val="Normal"/>
-    <w:next w:val="Normal"/>
-    <w:uiPriority w:val="39"/>
+    <w:qFormat/>
+    <w:pPr>
+      <w:keepLines/>
+      <w:spacing w:before="0" w:after="140" w:line="400" w:lineRule="exact"/>
+    </w:pPr>
+    <w:rPr>
+      <w:sz w:val="28"/>
+      <w:szCs w:val="28"/>
+    </w:rPr>
+  </w:style>
+  <w:style w:type="paragraph" w:styleId="FootnoteBlockText">
+    <w:name w:val="Footnote Block Text"/>
+    <w:basedOn w:val="FootnoteText"/>
+    <w:next w:val="FootnoteText"/>
+    <w:uiPriority w:val="9"/>
     <w:unhideWhenUsed/>
-    <w:pPr>
-      <w:spacing w:before="0" w:after="0" w:line="445" w:lineRule="exact"/>
-      <w:ind w:left="1440" w:firstLine="0"/>
-    </w:pPr>
-  </w:style>
-  <w:style w:type="paragraph" w:styleId="TOC4">
-    <w:name w:val="toc 4"/>
-    <w:basedOn w:val="Normal"/>
-    <w:next w:val="Normal"/>
-    <w:uiPriority w:val="39"/>
+    <w:qFormat/>
+    <w:pPr>
+      <w:spacing w:before="280" w:after="280"/>
+      <w:ind w:firstLine="0" w:left="720" w:right="720"/>
+    </w:pPr>
+  </w:style>
+  <w:style w:type="character" w:default="1" w:styleId="DefaultParagraphFont">
+    <w:name w:val="Default Paragraph Font"/>
+    <w:semiHidden/>
     <w:unhideWhenUsed/>
-    <w:pPr>
-      <w:spacing w:before="0" w:after="0" w:line="445" w:lineRule="exact"/>
-      <w:ind w:left="2160" w:firstLine="0"/>
-    </w:pPr>
-  </w:style>
-  <w:style w:type="paragraph" w:styleId="Caption">
-    <w:name w:val="caption"/>
-    <w:basedOn w:val="Normal"/>
-    <w:qFormat/>
-    <w:pPr>
-      <w:ind w:firstLine="0"/>
-    </w:pPr>
-  </w:style>
-  <w:style w:type="table" w:default="1" w:styleId="TableNormal">
-    <w:name w:val="Normal Table"/>
-    <w:uiPriority w:val="99"/>
-    <w:semiHidden/>
-    <w:unhideWhenUsed/>
+  </w:style>
+  <w:style w:type="table" w:default="1" w:styleId="Table">
+    <w:name w:val="Table"/>
+    <w:basedOn w:val="TableNormal"/>
+    <w:qFormat/>
     <w:tblPr>
       <w:tblInd w:w="0" w:type="dxa"/>
       <w:tblCellMar>
@@ -615,20 +1091,121 @@
         <w:right w:w="108" w:type="dxa"/>
       </w:tblCellMar>
     </w:tblPr>
-  </w:style>
-  <w:style w:type="table" w:styleId="Table">
-    <w:name w:val="Table"/>
-    <w:basedOn w:val="TableNormal"/>
-    <w:tblPr>
-      <w:tblBorders>
-        <w:top w:val="nil"/>
-        <w:left w:val="nil"/>
-        <w:bottom w:val="nil"/>
-        <w:right w:val="nil"/>
-        <w:insideH w:val="nil"/>
-        <w:insideV w:val="nil"/>
-      </w:tblBorders>
-    </w:tblPr>
+    <w:tblStylePr w:type="firstRow">
+      <w:tcPr>
+        <w:tcBorders>
+          <w:bottom w:val="single"/>
+        </w:tcBorders>
+        <w:vAlign w:val="bottom"/>
+      </w:tcPr>
+    </w:tblStylePr>
+  </w:style>
+  <w:style w:type="paragraph" w:customStyle="1" w:styleId="DefinitionTerm">
+    <w:name w:val="Definition Term"/>
+    <w:basedOn w:val="Normal"/>
+    <w:next w:val="Definition"/>
+    <w:pPr>
+      <w:keepNext/>
+      <w:keepLines/>
+      <w:spacing w:after="0"/>
+    </w:pPr>
+    <w:rPr>
+      <w:b/>
+    </w:rPr>
+  </w:style>
+  <w:style w:type="paragraph" w:customStyle="1" w:styleId="Definition">
+    <w:name w:val="Definition"/>
+    <w:basedOn w:val="Normal"/>
+  </w:style>
+  <w:style w:type="paragraph" w:styleId="Caption">
+    <w:name w:val="Caption"/>
+    <w:basedOn w:val="Normal"/>
+    <w:link w:val="BodyTextChar"/>
+    <w:pPr>
+      <w:spacing w:before="0" w:after="120"/>
+    </w:pPr>
+    <w:rPr>
+      <w:i/>
+    </w:rPr>
+  </w:style>
+  <w:style w:type="paragraph" w:customStyle="1" w:styleId="TableCaption">
+    <w:name w:val="Table Caption"/>
+    <w:basedOn w:val="Caption"/>
+    <w:pPr>
+      <w:keepNext/>
+    </w:pPr>
+  </w:style>
+  <w:style w:type="paragraph" w:customStyle="1" w:styleId="ImageCaption">
+    <w:name w:val="Image Caption"/>
+    <w:basedOn w:val="Caption"/>
+  </w:style>
+  <w:style w:type="paragraph" w:customStyle="1" w:styleId="Figure">
+    <w:name w:val="Figure"/>
+    <w:basedOn w:val="Normal"/>
+  </w:style>
+  <w:style w:type="paragraph" w:customStyle="1" w:styleId="CaptionedFigure">
+    <w:name w:val="Captioned Figure"/>
+    <w:basedOn w:val="Figure"/>
+    <w:pPr>
+      <w:keepNext/>
+    </w:pPr>
+  </w:style>
+  <w:style w:type="character" w:customStyle="1" w:styleId="BodyTextChar">
+    <w:name w:val="Body Text Char"/>
+    <w:basedOn w:val="DefaultParagraphFont"/>
+    <w:link w:val="BodyText"/>
+  </w:style>
+  <w:style w:type="character" w:customStyle="1" w:styleId="VerbatimChar">
+    <w:name w:val="Verbatim Char"/>
+    <w:basedOn w:val="BodyTextChar"/>
+    <w:rPr>
+      <w:rFonts w:ascii="Consolas" w:hAnsi="Consolas"/>
+      <w:sz w:val="22"/>
+    </w:rPr>
+  </w:style>
+  <w:style w:type="character" w:customStyle="1" w:styleId="SectionNumber">
+    <w:name w:val="Section Number"/>
+    <w:basedOn w:val="BodyTextChar"/>
+  </w:style>
+  <w:style w:type="character" w:styleId="FootnoteReference">
+    <w:name w:val="Footnote Reference"/>
+    <w:basedOn w:val="BodyTextChar"/>
+    <w:rPr>
+      <w:vertAlign w:val="superscript"/>
+    </w:rPr>
+  </w:style>
+  <w:style w:type="character" w:styleId="Hyperlink">
+    <w:name w:val="Hyperlink"/>
+    <w:basedOn w:val="BodyTextChar"/>
+    <w:rPr>
+      <w:color w:val="000000"/>
+    </w:rPr>
+  </w:style>
+  <w:style w:type="paragraph" w:styleId="TOCHeading">
+    <w:name w:val="TOC Heading"/>
+    <w:basedOn w:val="Heading1"/>
+    <w:next w:val="BodyText"/>
+    <w:uiPriority w:val="39"/>
+    <w:unhideWhenUsed/>
+    <w:qFormat/>
+    <w:pPr>
+      <w:spacing w:before="240" w:line="259" w:lineRule="auto"/>
+      <w:outlineLvl w:val="9"/>
+    </w:pPr>
+    <w:rPr>
+      <w:rFonts w:asciiTheme="majorHAnsi" w:eastAsiaTheme="majorEastAsia" w:hAnsiTheme="majorHAnsi" w:cstheme="majorBidi"/>
+      <w:b w:val="0"/>
+      <w:bCs w:val="0"/>
+      <w:color w:val="365F91" w:themeColor="accent1" w:themeShade="BF"/>
+    </w:rPr>
+  </w:style>
+  <w:style w:type="paragraph" w:customStyle="1" w:styleId="BAPFirst">
+    <w:name w:val="BAP First"/>
+    <w:basedOn w:val="BodyText"/>
+    <w:qFormat/>
+    <w:pPr>
+      <w:ind w:firstLine="0"/>
+    </w:pPr>
   </w:style>
 </w:styles>
 </file>
@@ -676,7 +1253,7 @@
     </a:clrScheme>
     <a:fontScheme name="Office">
       <a:majorFont>
-        <a:latin typeface="Liberation Serif" panose="02110004020202020204"/>
+        <a:latin typeface="Aptos Display" panose="02110004020202020204"/>
         <a:ea typeface=""/>
         <a:cs typeface=""/>
         <a:font script="Jpan" typeface="游ゴシック Light"/>
@@ -728,7 +1305,7 @@
         <a:font script="Tfng" typeface="Ebrima"/>
       </a:majorFont>
       <a:minorFont>
-        <a:latin typeface="Liberation Serif" panose="02110004020202020204"/>
+        <a:latin typeface="Aptos" panose="02110004020202020204"/>
         <a:ea typeface=""/>
         <a:cs typeface=""/>
         <a:font script="Jpan" typeface="游明朝"/>
